--- a/exerc/lista04.docx
+++ b/exerc/lista04.docx
@@ -1,6 +1,6 @@
 
 <file path=word/document.xml><?xml version="1.0" encoding="utf-8"?>
-<w:document xmlns:wpc="http://schemas.microsoft.com/office/word/2010/wordprocessingCanvas" xmlns:mc="http://schemas.openxmlformats.org/markup-compatibility/2006" xmlns:o="urn:schemas-microsoft-com:office:office" xmlns:r="http://schemas.openxmlformats.org/officeDocument/2006/relationships" xmlns:m="http://schemas.openxmlformats.org/officeDocument/2006/math" xmlns:v="urn:schemas-microsoft-com:vml" xmlns:wp14="http://schemas.microsoft.com/office/word/2010/wordprocessingDrawing" xmlns:wp="http://schemas.openxmlformats.org/drawingml/2006/wordprocessingDrawing" xmlns:w10="urn:schemas-microsoft-com:office:word" xmlns:w="http://schemas.openxmlformats.org/wordprocessingml/2006/main" xmlns:w14="http://schemas.microsoft.com/office/word/2010/wordml" xmlns:w15="http://schemas.microsoft.com/office/word/2012/wordml" xmlns:wpg="http://schemas.microsoft.com/office/word/2010/wordprocessingGroup" xmlns:wpi="http://schemas.microsoft.com/office/word/2010/wordprocessingInk" xmlns:wne="http://schemas.microsoft.com/office/word/2006/wordml" xmlns:wps="http://schemas.microsoft.com/office/word/2010/wordprocessingShape" mc:Ignorable="w14 w15 wp14">
+<w:document xmlns:wpc="http://schemas.microsoft.com/office/word/2010/wordprocessingCanvas" xmlns:cx="http://schemas.microsoft.com/office/drawing/2014/chartex" xmlns:cx1="http://schemas.microsoft.com/office/drawing/2015/9/8/chartex" xmlns:cx2="http://schemas.microsoft.com/office/drawing/2015/10/21/chartex" xmlns:cx3="http://schemas.microsoft.com/office/drawing/2016/5/9/chartex" xmlns:cx4="http://schemas.microsoft.com/office/drawing/2016/5/10/chartex" xmlns:cx5="http://schemas.microsoft.com/office/drawing/2016/5/11/chartex" xmlns:cx6="http://schemas.microsoft.com/office/drawing/2016/5/12/chartex" xmlns:cx7="http://schemas.microsoft.com/office/drawing/2016/5/13/chartex" xmlns:cx8="http://schemas.microsoft.com/office/drawing/2016/5/14/chartex" xmlns:mc="http://schemas.openxmlformats.org/markup-compatibility/2006" xmlns:aink="http://schemas.microsoft.com/office/drawing/2016/ink" xmlns:am3d="http://schemas.microsoft.com/office/drawing/2017/model3d" xmlns:o="urn:schemas-microsoft-com:office:office" xmlns:oel="http://schemas.microsoft.com/office/2019/extlst" xmlns:r="http://schemas.openxmlformats.org/officeDocument/2006/relationships" xmlns:m="http://schemas.openxmlformats.org/officeDocument/2006/math" xmlns:v="urn:schemas-microsoft-com:vml" xmlns:wp14="http://schemas.microsoft.com/office/word/2010/wordprocessingDrawing" xmlns:wp="http://schemas.openxmlformats.org/drawingml/2006/wordprocessingDrawing" xmlns:w10="urn:schemas-microsoft-com:office:word" xmlns:w="http://schemas.openxmlformats.org/wordprocessingml/2006/main" xmlns:w14="http://schemas.microsoft.com/office/word/2010/wordml" xmlns:w15="http://schemas.microsoft.com/office/word/2012/wordml" xmlns:w16cex="http://schemas.microsoft.com/office/word/2018/wordml/cex" xmlns:w16cid="http://schemas.microsoft.com/office/word/2016/wordml/cid" xmlns:w16="http://schemas.microsoft.com/office/word/2018/wordml" xmlns:w16du="http://schemas.microsoft.com/office/word/2023/wordml/word16du" xmlns:w16sdtdh="http://schemas.microsoft.com/office/word/2020/wordml/sdtdatahash" xmlns:w16sdtfl="http://schemas.microsoft.com/office/word/2024/wordml/sdtformatlock" xmlns:w16se="http://schemas.microsoft.com/office/word/2015/wordml/symex" xmlns:wpg="http://schemas.microsoft.com/office/word/2010/wordprocessingGroup" xmlns:wpi="http://schemas.microsoft.com/office/word/2010/wordprocessingInk" xmlns:wne="http://schemas.microsoft.com/office/word/2006/wordml" xmlns:wps="http://schemas.microsoft.com/office/word/2010/wordprocessingShape" mc:Ignorable="w14 w15 w16se w16cid w16 w16cex w16sdtdh w16sdtfl w16du wp14">
   <w:body>
     <w:p>
       <w:pPr>
@@ -71,7 +71,7 @@
           <w:b/>
           <w:sz w:val="24"/>
         </w:rPr>
-        <w:t>4</w:t>
+        <w:t>5</w:t>
       </w:r>
     </w:p>
     <w:p>
@@ -184,19 +184,11 @@
           <w:szCs w:val="24"/>
         </w:rPr>
       </w:pPr>
-      <w:proofErr w:type="gramStart"/>
-      <w:r>
-        <w:rPr>
-          <w:szCs w:val="24"/>
-        </w:rPr>
-        <w:t>c) Por</w:t>
-      </w:r>
-      <w:proofErr w:type="gramEnd"/>
-      <w:r>
-        <w:rPr>
-          <w:szCs w:val="24"/>
-        </w:rPr>
-        <w:t xml:space="preserve"> que na fórmula da variância amostral (</w:t>
+      <w:r>
+        <w:rPr>
+          <w:szCs w:val="24"/>
+        </w:rPr>
+        <w:t>c) Por que na fórmula da variância amostral (</w:t>
       </w:r>
       <w:r>
         <w:rPr>
@@ -231,19 +223,11 @@
           <w:szCs w:val="24"/>
         </w:rPr>
       </w:pPr>
-      <w:proofErr w:type="gramStart"/>
-      <w:r>
-        <w:rPr>
-          <w:szCs w:val="24"/>
-        </w:rPr>
-        <w:t>d) Qual</w:t>
-      </w:r>
-      <w:proofErr w:type="gramEnd"/>
-      <w:r>
-        <w:rPr>
-          <w:szCs w:val="24"/>
-        </w:rPr>
-        <w:t xml:space="preserve"> é a distribuição teórica associada a </w:t>
+      <w:r>
+        <w:rPr>
+          <w:szCs w:val="24"/>
+        </w:rPr>
+        <w:t xml:space="preserve">d) Qual é a distribuição teórica associada a </w:t>
       </w:r>
       <w:r>
         <w:rPr>
@@ -1058,8 +1042,6 @@
         <w:pStyle w:val="Corpodetexto2"/>
         <w:spacing w:after="240"/>
       </w:pPr>
-      <w:bookmarkStart w:id="0" w:name="_GoBack"/>
-      <w:bookmarkEnd w:id="0"/>
     </w:p>
     <w:sectPr>
       <w:type w:val="continuous"/>
@@ -1072,7 +1054,7 @@
 </file>
 
 <file path=word/numbering.xml><?xml version="1.0" encoding="utf-8"?>
-<w:numbering xmlns:wpc="http://schemas.microsoft.com/office/word/2010/wordprocessingCanvas" xmlns:mc="http://schemas.openxmlformats.org/markup-compatibility/2006" xmlns:o="urn:schemas-microsoft-com:office:office" xmlns:r="http://schemas.openxmlformats.org/officeDocument/2006/relationships" xmlns:m="http://schemas.openxmlformats.org/officeDocument/2006/math" xmlns:v="urn:schemas-microsoft-com:vml" xmlns:wp14="http://schemas.microsoft.com/office/word/2010/wordprocessingDrawing" xmlns:wp="http://schemas.openxmlformats.org/drawingml/2006/wordprocessingDrawing" xmlns:w10="urn:schemas-microsoft-com:office:word" xmlns:w="http://schemas.openxmlformats.org/wordprocessingml/2006/main" xmlns:w14="http://schemas.microsoft.com/office/word/2010/wordml" xmlns:w15="http://schemas.microsoft.com/office/word/2012/wordml" xmlns:wpg="http://schemas.microsoft.com/office/word/2010/wordprocessingGroup" xmlns:wpi="http://schemas.microsoft.com/office/word/2010/wordprocessingInk" xmlns:wne="http://schemas.microsoft.com/office/word/2006/wordml" xmlns:wps="http://schemas.microsoft.com/office/word/2010/wordprocessingShape" mc:Ignorable="w14 w15 wp14">
+<w:numbering xmlns:wpc="http://schemas.microsoft.com/office/word/2010/wordprocessingCanvas" xmlns:cx="http://schemas.microsoft.com/office/drawing/2014/chartex" xmlns:cx1="http://schemas.microsoft.com/office/drawing/2015/9/8/chartex" xmlns:cx2="http://schemas.microsoft.com/office/drawing/2015/10/21/chartex" xmlns:cx3="http://schemas.microsoft.com/office/drawing/2016/5/9/chartex" xmlns:cx4="http://schemas.microsoft.com/office/drawing/2016/5/10/chartex" xmlns:cx5="http://schemas.microsoft.com/office/drawing/2016/5/11/chartex" xmlns:cx6="http://schemas.microsoft.com/office/drawing/2016/5/12/chartex" xmlns:cx7="http://schemas.microsoft.com/office/drawing/2016/5/13/chartex" xmlns:cx8="http://schemas.microsoft.com/office/drawing/2016/5/14/chartex" xmlns:mc="http://schemas.openxmlformats.org/markup-compatibility/2006" xmlns:aink="http://schemas.microsoft.com/office/drawing/2016/ink" xmlns:am3d="http://schemas.microsoft.com/office/drawing/2017/model3d" xmlns:o="urn:schemas-microsoft-com:office:office" xmlns:oel="http://schemas.microsoft.com/office/2019/extlst" xmlns:r="http://schemas.openxmlformats.org/officeDocument/2006/relationships" xmlns:m="http://schemas.openxmlformats.org/officeDocument/2006/math" xmlns:v="urn:schemas-microsoft-com:vml" xmlns:wp14="http://schemas.microsoft.com/office/word/2010/wordprocessingDrawing" xmlns:wp="http://schemas.openxmlformats.org/drawingml/2006/wordprocessingDrawing" xmlns:w10="urn:schemas-microsoft-com:office:word" xmlns:w="http://schemas.openxmlformats.org/wordprocessingml/2006/main" xmlns:w14="http://schemas.microsoft.com/office/word/2010/wordml" xmlns:w15="http://schemas.microsoft.com/office/word/2012/wordml" xmlns:w16cex="http://schemas.microsoft.com/office/word/2018/wordml/cex" xmlns:w16cid="http://schemas.microsoft.com/office/word/2016/wordml/cid" xmlns:w16="http://schemas.microsoft.com/office/word/2018/wordml" xmlns:w16du="http://schemas.microsoft.com/office/word/2023/wordml/word16du" xmlns:w16sdtdh="http://schemas.microsoft.com/office/word/2020/wordml/sdtdatahash" xmlns:w16sdtfl="http://schemas.microsoft.com/office/word/2024/wordml/sdtformatlock" xmlns:w16se="http://schemas.microsoft.com/office/word/2015/wordml/symex" xmlns:wpg="http://schemas.microsoft.com/office/word/2010/wordprocessingGroup" xmlns:wpi="http://schemas.microsoft.com/office/word/2010/wordprocessingInk" xmlns:wne="http://schemas.microsoft.com/office/word/2006/wordml" xmlns:wps="http://schemas.microsoft.com/office/word/2010/wordprocessingShape" mc:Ignorable="w14 w15 w16se w16cid w16 w16cex w16sdtdh w16sdtfl w16du wp14">
   <w:abstractNum w:abstractNumId="0" w15:restartNumberingAfterBreak="0">
     <w:nsid w:val="050C42CB"/>
     <w:multiLevelType w:val="hybridMultilevel"/>
@@ -2085,53 +2067,53 @@
       </w:pPr>
     </w:lvl>
   </w:abstractNum>
-  <w:num w:numId="1">
+  <w:num w:numId="1" w16cid:durableId="390734878">
     <w:abstractNumId w:val="8"/>
   </w:num>
-  <w:num w:numId="2">
+  <w:num w:numId="2" w16cid:durableId="750590001">
     <w:abstractNumId w:val="5"/>
   </w:num>
-  <w:num w:numId="3">
+  <w:num w:numId="3" w16cid:durableId="386270074">
     <w:abstractNumId w:val="6"/>
   </w:num>
-  <w:num w:numId="4">
+  <w:num w:numId="4" w16cid:durableId="1679574366">
     <w:abstractNumId w:val="7"/>
   </w:num>
-  <w:num w:numId="5">
+  <w:num w:numId="5" w16cid:durableId="934434948">
     <w:abstractNumId w:val="12"/>
   </w:num>
-  <w:num w:numId="6">
+  <w:num w:numId="6" w16cid:durableId="1687167483">
     <w:abstractNumId w:val="11"/>
   </w:num>
-  <w:num w:numId="7">
+  <w:num w:numId="7" w16cid:durableId="802770685">
     <w:abstractNumId w:val="3"/>
   </w:num>
-  <w:num w:numId="8">
+  <w:num w:numId="8" w16cid:durableId="1422602525">
     <w:abstractNumId w:val="0"/>
   </w:num>
-  <w:num w:numId="9">
+  <w:num w:numId="9" w16cid:durableId="2038778021">
     <w:abstractNumId w:val="2"/>
   </w:num>
-  <w:num w:numId="10">
+  <w:num w:numId="10" w16cid:durableId="869341257">
     <w:abstractNumId w:val="13"/>
   </w:num>
-  <w:num w:numId="11">
+  <w:num w:numId="11" w16cid:durableId="220597897">
     <w:abstractNumId w:val="10"/>
   </w:num>
-  <w:num w:numId="12">
+  <w:num w:numId="12" w16cid:durableId="834105021">
     <w:abstractNumId w:val="4"/>
   </w:num>
-  <w:num w:numId="13">
+  <w:num w:numId="13" w16cid:durableId="756099817">
     <w:abstractNumId w:val="1"/>
   </w:num>
-  <w:num w:numId="14">
+  <w:num w:numId="14" w16cid:durableId="225648792">
     <w:abstractNumId w:val="9"/>
   </w:num>
 </w:numbering>
 </file>
 
 <file path=word/styles.xml><?xml version="1.0" encoding="utf-8"?>
-<w:styles xmlns:mc="http://schemas.openxmlformats.org/markup-compatibility/2006" xmlns:r="http://schemas.openxmlformats.org/officeDocument/2006/relationships" xmlns:w="http://schemas.openxmlformats.org/wordprocessingml/2006/main" xmlns:w14="http://schemas.microsoft.com/office/word/2010/wordml" xmlns:w15="http://schemas.microsoft.com/office/word/2012/wordml" mc:Ignorable="w14 w15">
+<w:styles xmlns:mc="http://schemas.openxmlformats.org/markup-compatibility/2006" xmlns:r="http://schemas.openxmlformats.org/officeDocument/2006/relationships" xmlns:w="http://schemas.openxmlformats.org/wordprocessingml/2006/main" xmlns:w14="http://schemas.microsoft.com/office/word/2010/wordml" xmlns:w15="http://schemas.microsoft.com/office/word/2012/wordml" xmlns:w16cex="http://schemas.microsoft.com/office/word/2018/wordml/cex" xmlns:w16cid="http://schemas.microsoft.com/office/word/2016/wordml/cid" xmlns:w16="http://schemas.microsoft.com/office/word/2018/wordml" xmlns:w16du="http://schemas.microsoft.com/office/word/2023/wordml/word16du" xmlns:w16sdtdh="http://schemas.microsoft.com/office/word/2020/wordml/sdtdatahash" xmlns:w16sdtfl="http://schemas.microsoft.com/office/word/2024/wordml/sdtformatlock" xmlns:w16se="http://schemas.microsoft.com/office/word/2015/wordml/symex" mc:Ignorable="w14 w15 w16se w16cid w16 w16cex w16sdtdh w16sdtfl w16du">
   <w:docDefaults>
     <w:rPrDefault>
       <w:rPr>
@@ -2141,7 +2123,7 @@
     </w:rPrDefault>
     <w:pPrDefault/>
   </w:docDefaults>
-  <w:latentStyles w:defLockedState="0" w:defUIPriority="0" w:defSemiHidden="0" w:defUnhideWhenUsed="0" w:defQFormat="0" w:count="371">
+  <w:latentStyles w:defLockedState="0" w:defUIPriority="0" w:defSemiHidden="0" w:defUnhideWhenUsed="0" w:defQFormat="0" w:count="376">
     <w:lsdException w:name="Normal" w:qFormat="1"/>
     <w:lsdException w:name="heading 1" w:qFormat="1"/>
     <w:lsdException w:name="heading 2" w:semiHidden="1" w:unhideWhenUsed="1" w:qFormat="1"/>
@@ -2506,6 +2488,11 @@
     <w:lsdException w:name="List Table 5 Dark Accent 6" w:uiPriority="50"/>
     <w:lsdException w:name="List Table 6 Colorful Accent 6" w:uiPriority="51"/>
     <w:lsdException w:name="List Table 7 Colorful Accent 6" w:uiPriority="52"/>
+    <w:lsdException w:name="Mention" w:semiHidden="1" w:uiPriority="99" w:unhideWhenUsed="1"/>
+    <w:lsdException w:name="Smart Hyperlink" w:semiHidden="1" w:uiPriority="99" w:unhideWhenUsed="1"/>
+    <w:lsdException w:name="Hashtag" w:semiHidden="1" w:uiPriority="99" w:unhideWhenUsed="1"/>
+    <w:lsdException w:name="Unresolved Mention" w:semiHidden="1" w:uiPriority="99" w:unhideWhenUsed="1"/>
+    <w:lsdException w:name="Smart Link" w:semiHidden="1" w:uiPriority="99" w:unhideWhenUsed="1"/>
   </w:latentStyles>
   <w:style w:type="paragraph" w:default="1" w:styleId="Normal">
     <w:name w:val="Normal"/>

--- a/exerc/lista04.docx
+++ b/exerc/lista04.docx
@@ -71,7 +71,7 @@
           <w:b/>
           <w:sz w:val="24"/>
         </w:rPr>
-        <w:t>5</w:t>
+        <w:t>6</w:t>
       </w:r>
     </w:p>
     <w:p>
@@ -117,31 +117,25 @@
         <w:rPr>
           <w:szCs w:val="24"/>
         </w:rPr>
-        <w:t xml:space="preserve">Mesmo para amostras pequenas, </w:t>
-      </w:r>
-      <w:r>
-        <w:rPr>
-          <w:szCs w:val="24"/>
-        </w:rPr>
-        <w:t xml:space="preserve">é </w:t>
-      </w:r>
-      <w:r>
-        <w:rPr>
-          <w:szCs w:val="24"/>
-        </w:rPr>
-        <w:t xml:space="preserve">possível determinar </w:t>
-      </w:r>
-      <w:r>
-        <w:rPr>
-          <w:szCs w:val="24"/>
-        </w:rPr>
-        <w:t>a</w:t>
-      </w:r>
-      <w:r>
-        <w:rPr>
-          <w:szCs w:val="24"/>
-        </w:rPr>
-        <w:t xml:space="preserve"> distribuição teórica da média amostral?</w:t>
+        <w:t xml:space="preserve">Qual é a </w:t>
+      </w:r>
+      <w:r>
+        <w:rPr>
+          <w:szCs w:val="24"/>
+        </w:rPr>
+        <w:t>distribuição teórica da média amostral</w:t>
+      </w:r>
+      <w:r>
+        <w:rPr>
+          <w:szCs w:val="24"/>
+        </w:rPr>
+        <w:t xml:space="preserve"> quando se dispõe de um tamanho de amostra reduzido</w:t>
+      </w:r>
+      <w:r>
+        <w:rPr>
+          <w:szCs w:val="24"/>
+        </w:rPr>
+        <w:t>?</w:t>
       </w:r>
     </w:p>
     <w:p>
@@ -157,7 +151,31 @@
         <w:rPr>
           <w:szCs w:val="24"/>
         </w:rPr>
-        <w:t xml:space="preserve">b) Como o tamanho da amostra influencia a </w:t>
+        <w:t xml:space="preserve">b) </w:t>
+      </w:r>
+      <w:r>
+        <w:rPr>
+          <w:szCs w:val="24"/>
+        </w:rPr>
+        <w:t>Qual é a relação entre o</w:t>
+      </w:r>
+      <w:r>
+        <w:rPr>
+          <w:szCs w:val="24"/>
+        </w:rPr>
+        <w:t xml:space="preserve"> tamanho da amostra </w:t>
+      </w:r>
+      <w:r>
+        <w:rPr>
+          <w:szCs w:val="24"/>
+        </w:rPr>
+        <w:t>e</w:t>
+      </w:r>
+      <w:r>
+        <w:rPr>
+          <w:szCs w:val="24"/>
+        </w:rPr>
+        <w:t xml:space="preserve"> a </w:t>
       </w:r>
       <w:r>
         <w:rPr>
@@ -227,7 +245,50 @@
         <w:rPr>
           <w:szCs w:val="24"/>
         </w:rPr>
-        <w:t xml:space="preserve">d) Qual é a distribuição teórica associada a </w:t>
+        <w:t xml:space="preserve">d) </w:t>
+      </w:r>
+      <w:r>
+        <w:rPr>
+          <w:szCs w:val="24"/>
+        </w:rPr>
+        <w:t xml:space="preserve">De que forma a distribuição </w:t>
+      </w:r>
+      <w:r>
+        <w:rPr>
+          <w:szCs w:val="24"/>
+        </w:rPr>
+        <w:sym w:font="Symbol" w:char="F063"/>
+      </w:r>
+      <w:r>
+        <w:rPr>
+          <w:szCs w:val="24"/>
+          <w:vertAlign w:val="superscript"/>
+        </w:rPr>
+        <w:t>2</w:t>
+      </w:r>
+      <w:r>
+        <w:rPr>
+          <w:szCs w:val="24"/>
+        </w:rPr>
+        <w:t xml:space="preserve"> está relacionada </w:t>
+      </w:r>
+      <w:r>
+        <w:rPr>
+          <w:szCs w:val="24"/>
+        </w:rPr>
+        <w:t>à variância amostral</w:t>
+      </w:r>
+      <w:r>
+        <w:rPr>
+          <w:szCs w:val="24"/>
+        </w:rPr>
+        <w:t xml:space="preserve"> </w:t>
+      </w:r>
+      <w:r>
+        <w:rPr>
+          <w:szCs w:val="24"/>
+        </w:rPr>
+        <w:t>(</w:t>
       </w:r>
       <w:r>
         <w:rPr>
@@ -242,6 +303,12 @@
           <w:vertAlign w:val="superscript"/>
         </w:rPr>
         <w:t>2</w:t>
+      </w:r>
+      <w:r>
+        <w:rPr>
+          <w:szCs w:val="24"/>
+        </w:rPr>
+        <w:t>)</w:t>
       </w:r>
       <w:r>
         <w:rPr>
@@ -298,7 +365,28 @@
           <w:sz w:val="24"/>
           <w:szCs w:val="24"/>
         </w:rPr>
-        <w:t>É fundamental que um estimador seja não tendencioso;</w:t>
+        <w:t>Todo estimador</w:t>
+      </w:r>
+      <w:r>
+        <w:rPr>
+          <w:sz w:val="24"/>
+          <w:szCs w:val="24"/>
+        </w:rPr>
+        <w:t xml:space="preserve"> </w:t>
+      </w:r>
+      <w:r>
+        <w:rPr>
+          <w:sz w:val="24"/>
+          <w:szCs w:val="24"/>
+        </w:rPr>
+        <w:t xml:space="preserve">deve ser </w:t>
+      </w:r>
+      <w:r>
+        <w:rPr>
+          <w:sz w:val="24"/>
+          <w:szCs w:val="24"/>
+        </w:rPr>
+        <w:t>não tendencioso;</w:t>
       </w:r>
     </w:p>
     <w:p>
@@ -324,14 +412,42 @@
           <w:sz w:val="24"/>
           <w:szCs w:val="24"/>
         </w:rPr>
-        <w:t xml:space="preserve">Um estimador ideal </w:t>
-      </w:r>
-      <w:r>
-        <w:rPr>
-          <w:sz w:val="24"/>
-          <w:szCs w:val="24"/>
-        </w:rPr>
-        <w:t xml:space="preserve">sempre deveria produzir as mesmas </w:t>
+        <w:t>Deve-se sempre buscar u</w:t>
+      </w:r>
+      <w:r>
+        <w:rPr>
+          <w:sz w:val="24"/>
+          <w:szCs w:val="24"/>
+        </w:rPr>
+        <w:t xml:space="preserve">m estimador ideal </w:t>
+      </w:r>
+      <w:r>
+        <w:rPr>
+          <w:sz w:val="24"/>
+          <w:szCs w:val="24"/>
+        </w:rPr>
+        <w:t xml:space="preserve">que </w:t>
+      </w:r>
+      <w:r>
+        <w:rPr>
+          <w:sz w:val="24"/>
+          <w:szCs w:val="24"/>
+        </w:rPr>
+        <w:t>produz</w:t>
+      </w:r>
+      <w:r>
+        <w:rPr>
+          <w:sz w:val="24"/>
+          <w:szCs w:val="24"/>
+        </w:rPr>
+        <w:t>a sempre</w:t>
+      </w:r>
+      <w:r>
+        <w:rPr>
+          <w:sz w:val="24"/>
+          <w:szCs w:val="24"/>
+        </w:rPr>
+        <w:t xml:space="preserve"> as mesmas </w:t>
       </w:r>
       <w:r>
         <w:rPr>
@@ -345,7 +461,7 @@
           <w:sz w:val="24"/>
           <w:szCs w:val="24"/>
         </w:rPr>
-        <w:t>, ou seja, sua variância deveria ser zero</w:t>
+        <w:t>, ou seja, sua variância deve ser zero</w:t>
       </w:r>
       <w:r>
         <w:rPr>
@@ -378,7 +494,14 @@
           <w:sz w:val="24"/>
           <w:szCs w:val="24"/>
         </w:rPr>
-        <w:t>O estimador é uma variável aleatória;</w:t>
+        <w:t>Por definição, um</w:t>
+      </w:r>
+      <w:r>
+        <w:rPr>
+          <w:sz w:val="24"/>
+          <w:szCs w:val="24"/>
+        </w:rPr>
+        <w:t xml:space="preserve"> estimador é uma variável aleatória;</w:t>
       </w:r>
     </w:p>
     <w:p>
@@ -418,7 +541,35 @@
           <w:sz w:val="24"/>
           <w:szCs w:val="24"/>
         </w:rPr>
-        <w:t xml:space="preserve"> são equivalentes.</w:t>
+        <w:t xml:space="preserve"> </w:t>
+      </w:r>
+      <w:r>
+        <w:rPr>
+          <w:sz w:val="24"/>
+          <w:szCs w:val="24"/>
+        </w:rPr>
+        <w:t>têm a mesma int</w:t>
+      </w:r>
+      <w:r>
+        <w:rPr>
+          <w:sz w:val="24"/>
+          <w:szCs w:val="24"/>
+        </w:rPr>
+        <w:t>er</w:t>
+      </w:r>
+      <w:r>
+        <w:rPr>
+          <w:sz w:val="24"/>
+          <w:szCs w:val="24"/>
+        </w:rPr>
+        <w:t>pretação</w:t>
+      </w:r>
+      <w:r>
+        <w:rPr>
+          <w:sz w:val="24"/>
+          <w:szCs w:val="24"/>
+        </w:rPr>
+        <w:t>.</w:t>
       </w:r>
     </w:p>
     <w:p>
@@ -442,12 +593,8 @@
     </w:p>
     <w:tbl>
       <w:tblPr>
-        <w:tblW w:w="3840" w:type="dxa"/>
-        <w:tblInd w:w="70" w:type="dxa"/>
-        <w:tblCellMar>
-          <w:left w:w="70" w:type="dxa"/>
-          <w:right w:w="70" w:type="dxa"/>
-        </w:tblCellMar>
+        <w:tblStyle w:val="Tabelacomgrade"/>
+        <w:tblW w:w="0" w:type="auto"/>
         <w:tblLook w:val="04A0" w:firstRow="1" w:lastRow="0" w:firstColumn="1" w:lastColumn="0" w:noHBand="0" w:noVBand="1"/>
       </w:tblPr>
       <w:tblGrid>
@@ -463,140 +610,64 @@
         <w:tc>
           <w:tcPr>
             <w:tcW w:w="960" w:type="dxa"/>
-            <w:tcBorders>
-              <w:top w:val="nil"/>
-              <w:left w:val="nil"/>
-              <w:bottom w:val="nil"/>
-              <w:right w:val="nil"/>
-            </w:tcBorders>
-            <w:shd w:val="clear" w:color="auto" w:fill="auto"/>
             <w:noWrap/>
-            <w:vAlign w:val="bottom"/>
             <w:hideMark/>
           </w:tcPr>
           <w:p>
             <w:pPr>
-              <w:jc w:val="right"/>
-              <w:rPr>
-                <w:rFonts w:ascii="Calibri" w:hAnsi="Calibri" w:cs="Calibri"/>
-                <w:color w:val="000000"/>
-                <w:sz w:val="22"/>
-                <w:szCs w:val="22"/>
-              </w:rPr>
+              <w:pStyle w:val="Corpodetexto2"/>
+              <w:spacing w:after="240"/>
             </w:pPr>
             <w:r>
-              <w:rPr>
-                <w:rFonts w:ascii="Calibri" w:hAnsi="Calibri" w:cs="Calibri"/>
-                <w:color w:val="000000"/>
-                <w:sz w:val="22"/>
-                <w:szCs w:val="22"/>
-              </w:rPr>
-              <w:t>5,80</w:t>
+              <w:t>5,14</w:t>
             </w:r>
           </w:p>
         </w:tc>
         <w:tc>
           <w:tcPr>
             <w:tcW w:w="960" w:type="dxa"/>
-            <w:tcBorders>
-              <w:top w:val="nil"/>
-              <w:left w:val="nil"/>
-              <w:bottom w:val="nil"/>
-              <w:right w:val="nil"/>
-            </w:tcBorders>
-            <w:shd w:val="clear" w:color="auto" w:fill="auto"/>
             <w:noWrap/>
-            <w:vAlign w:val="bottom"/>
             <w:hideMark/>
           </w:tcPr>
           <w:p>
             <w:pPr>
-              <w:jc w:val="right"/>
-              <w:rPr>
-                <w:rFonts w:ascii="Calibri" w:hAnsi="Calibri" w:cs="Calibri"/>
-                <w:color w:val="000000"/>
-                <w:sz w:val="22"/>
-                <w:szCs w:val="22"/>
-              </w:rPr>
+              <w:pStyle w:val="Corpodetexto2"/>
+              <w:spacing w:after="240"/>
             </w:pPr>
             <w:r>
-              <w:rPr>
-                <w:rFonts w:ascii="Calibri" w:hAnsi="Calibri" w:cs="Calibri"/>
-                <w:color w:val="000000"/>
-                <w:sz w:val="22"/>
-                <w:szCs w:val="22"/>
-              </w:rPr>
-              <w:t>9,24</w:t>
+              <w:t>5,4</w:t>
             </w:r>
           </w:p>
         </w:tc>
         <w:tc>
           <w:tcPr>
             <w:tcW w:w="960" w:type="dxa"/>
-            <w:tcBorders>
-              <w:top w:val="nil"/>
-              <w:left w:val="nil"/>
-              <w:bottom w:val="nil"/>
-              <w:right w:val="nil"/>
-            </w:tcBorders>
-            <w:shd w:val="clear" w:color="auto" w:fill="auto"/>
             <w:noWrap/>
-            <w:vAlign w:val="bottom"/>
             <w:hideMark/>
           </w:tcPr>
           <w:p>
             <w:pPr>
-              <w:jc w:val="right"/>
-              <w:rPr>
-                <w:rFonts w:ascii="Calibri" w:hAnsi="Calibri" w:cs="Calibri"/>
-                <w:color w:val="000000"/>
-                <w:sz w:val="22"/>
-                <w:szCs w:val="22"/>
-              </w:rPr>
+              <w:pStyle w:val="Corpodetexto2"/>
+              <w:spacing w:after="240"/>
             </w:pPr>
             <w:r>
-              <w:rPr>
-                <w:rFonts w:ascii="Calibri" w:hAnsi="Calibri" w:cs="Calibri"/>
-                <w:color w:val="000000"/>
-                <w:sz w:val="22"/>
-                <w:szCs w:val="22"/>
-              </w:rPr>
-              <w:t>8,56</w:t>
+              <w:t>3,39</w:t>
             </w:r>
           </w:p>
         </w:tc>
         <w:tc>
           <w:tcPr>
             <w:tcW w:w="960" w:type="dxa"/>
-            <w:tcBorders>
-              <w:top w:val="nil"/>
-              <w:left w:val="nil"/>
-              <w:bottom w:val="nil"/>
-              <w:right w:val="nil"/>
-            </w:tcBorders>
-            <w:shd w:val="clear" w:color="auto" w:fill="auto"/>
             <w:noWrap/>
-            <w:vAlign w:val="bottom"/>
             <w:hideMark/>
           </w:tcPr>
           <w:p>
             <w:pPr>
-              <w:jc w:val="right"/>
-              <w:rPr>
-                <w:rFonts w:ascii="Calibri" w:hAnsi="Calibri" w:cs="Calibri"/>
-                <w:color w:val="000000"/>
-                <w:sz w:val="22"/>
-                <w:szCs w:val="22"/>
-              </w:rPr>
+              <w:pStyle w:val="Corpodetexto2"/>
+              <w:spacing w:after="240"/>
             </w:pPr>
             <w:r>
-              <w:rPr>
-                <w:rFonts w:ascii="Calibri" w:hAnsi="Calibri" w:cs="Calibri"/>
-                <w:color w:val="000000"/>
-                <w:sz w:val="22"/>
-                <w:szCs w:val="22"/>
-              </w:rPr>
-              <w:t>0,37</w:t>
+              <w:t>4,25</w:t>
             </w:r>
           </w:p>
         </w:tc>
@@ -608,140 +679,64 @@
         <w:tc>
           <w:tcPr>
             <w:tcW w:w="960" w:type="dxa"/>
-            <w:tcBorders>
-              <w:top w:val="nil"/>
-              <w:left w:val="nil"/>
-              <w:bottom w:val="nil"/>
-              <w:right w:val="nil"/>
-            </w:tcBorders>
-            <w:shd w:val="clear" w:color="auto" w:fill="auto"/>
             <w:noWrap/>
-            <w:vAlign w:val="bottom"/>
             <w:hideMark/>
           </w:tcPr>
           <w:p>
             <w:pPr>
-              <w:jc w:val="right"/>
-              <w:rPr>
-                <w:rFonts w:ascii="Calibri" w:hAnsi="Calibri" w:cs="Calibri"/>
-                <w:color w:val="000000"/>
-                <w:sz w:val="22"/>
-                <w:szCs w:val="22"/>
-              </w:rPr>
+              <w:pStyle w:val="Corpodetexto2"/>
+              <w:spacing w:after="240"/>
             </w:pPr>
             <w:r>
-              <w:rPr>
-                <w:rFonts w:ascii="Calibri" w:hAnsi="Calibri" w:cs="Calibri"/>
-                <w:color w:val="000000"/>
-                <w:sz w:val="22"/>
-                <w:szCs w:val="22"/>
-              </w:rPr>
-              <w:t>6,85</w:t>
+              <w:t>4,18</w:t>
             </w:r>
           </w:p>
         </w:tc>
         <w:tc>
           <w:tcPr>
             <w:tcW w:w="960" w:type="dxa"/>
-            <w:tcBorders>
-              <w:top w:val="nil"/>
-              <w:left w:val="nil"/>
-              <w:bottom w:val="nil"/>
-              <w:right w:val="nil"/>
-            </w:tcBorders>
-            <w:shd w:val="clear" w:color="auto" w:fill="auto"/>
             <w:noWrap/>
-            <w:vAlign w:val="bottom"/>
             <w:hideMark/>
           </w:tcPr>
           <w:p>
             <w:pPr>
-              <w:jc w:val="right"/>
-              <w:rPr>
-                <w:rFonts w:ascii="Calibri" w:hAnsi="Calibri" w:cs="Calibri"/>
-                <w:color w:val="000000"/>
-                <w:sz w:val="22"/>
-                <w:szCs w:val="22"/>
-              </w:rPr>
+              <w:pStyle w:val="Corpodetexto2"/>
+              <w:spacing w:after="240"/>
             </w:pPr>
             <w:r>
-              <w:rPr>
-                <w:rFonts w:ascii="Calibri" w:hAnsi="Calibri" w:cs="Calibri"/>
-                <w:color w:val="000000"/>
-                <w:sz w:val="22"/>
-                <w:szCs w:val="22"/>
-              </w:rPr>
-              <w:t>4,90</w:t>
+              <w:t>2,27</w:t>
             </w:r>
           </w:p>
         </w:tc>
         <w:tc>
           <w:tcPr>
             <w:tcW w:w="960" w:type="dxa"/>
-            <w:tcBorders>
-              <w:top w:val="nil"/>
-              <w:left w:val="nil"/>
-              <w:bottom w:val="nil"/>
-              <w:right w:val="nil"/>
-            </w:tcBorders>
-            <w:shd w:val="clear" w:color="auto" w:fill="auto"/>
             <w:noWrap/>
-            <w:vAlign w:val="bottom"/>
             <w:hideMark/>
           </w:tcPr>
           <w:p>
             <w:pPr>
-              <w:jc w:val="right"/>
-              <w:rPr>
-                <w:rFonts w:ascii="Calibri" w:hAnsi="Calibri" w:cs="Calibri"/>
-                <w:color w:val="000000"/>
-                <w:sz w:val="22"/>
-                <w:szCs w:val="22"/>
-              </w:rPr>
+              <w:pStyle w:val="Corpodetexto2"/>
+              <w:spacing w:after="240"/>
             </w:pPr>
             <w:r>
-              <w:rPr>
-                <w:rFonts w:ascii="Calibri" w:hAnsi="Calibri" w:cs="Calibri"/>
-                <w:color w:val="000000"/>
-                <w:sz w:val="22"/>
-                <w:szCs w:val="22"/>
-              </w:rPr>
-              <w:t>4,95</w:t>
+              <w:t>8,27</w:t>
             </w:r>
           </w:p>
         </w:tc>
         <w:tc>
           <w:tcPr>
             <w:tcW w:w="960" w:type="dxa"/>
-            <w:tcBorders>
-              <w:top w:val="nil"/>
-              <w:left w:val="nil"/>
-              <w:bottom w:val="nil"/>
-              <w:right w:val="nil"/>
-            </w:tcBorders>
-            <w:shd w:val="clear" w:color="auto" w:fill="auto"/>
             <w:noWrap/>
-            <w:vAlign w:val="bottom"/>
             <w:hideMark/>
           </w:tcPr>
           <w:p>
             <w:pPr>
-              <w:jc w:val="right"/>
-              <w:rPr>
-                <w:rFonts w:ascii="Calibri" w:hAnsi="Calibri" w:cs="Calibri"/>
-                <w:color w:val="000000"/>
-                <w:sz w:val="22"/>
-                <w:szCs w:val="22"/>
-              </w:rPr>
+              <w:pStyle w:val="Corpodetexto2"/>
+              <w:spacing w:after="240"/>
             </w:pPr>
             <w:r>
-              <w:rPr>
-                <w:rFonts w:ascii="Calibri" w:hAnsi="Calibri" w:cs="Calibri"/>
-                <w:color w:val="000000"/>
-                <w:sz w:val="22"/>
-                <w:szCs w:val="22"/>
-              </w:rPr>
-              <w:t>2,27</w:t>
+              <w:t>8,79</w:t>
             </w:r>
           </w:p>
         </w:tc>
@@ -753,140 +748,67 @@
         <w:tc>
           <w:tcPr>
             <w:tcW w:w="960" w:type="dxa"/>
-            <w:tcBorders>
-              <w:top w:val="nil"/>
-              <w:left w:val="nil"/>
-              <w:bottom w:val="nil"/>
-              <w:right w:val="nil"/>
-            </w:tcBorders>
-            <w:shd w:val="clear" w:color="auto" w:fill="auto"/>
             <w:noWrap/>
-            <w:vAlign w:val="bottom"/>
             <w:hideMark/>
           </w:tcPr>
           <w:p>
             <w:pPr>
-              <w:jc w:val="right"/>
-              <w:rPr>
-                <w:rFonts w:ascii="Calibri" w:hAnsi="Calibri" w:cs="Calibri"/>
-                <w:color w:val="000000"/>
-                <w:sz w:val="22"/>
-                <w:szCs w:val="22"/>
-              </w:rPr>
+              <w:pStyle w:val="Corpodetexto2"/>
+              <w:spacing w:after="240"/>
             </w:pPr>
             <w:r>
-              <w:rPr>
-                <w:rFonts w:ascii="Calibri" w:hAnsi="Calibri" w:cs="Calibri"/>
-                <w:color w:val="000000"/>
-                <w:sz w:val="22"/>
-                <w:szCs w:val="22"/>
-              </w:rPr>
-              <w:t>2,70</w:t>
+              <w:t>7,7</w:t>
+            </w:r>
+            <w:r>
+              <w:t>0</w:t>
             </w:r>
           </w:p>
         </w:tc>
         <w:tc>
           <w:tcPr>
             <w:tcW w:w="960" w:type="dxa"/>
-            <w:tcBorders>
-              <w:top w:val="nil"/>
-              <w:left w:val="nil"/>
-              <w:bottom w:val="nil"/>
-              <w:right w:val="nil"/>
-            </w:tcBorders>
-            <w:shd w:val="clear" w:color="auto" w:fill="auto"/>
             <w:noWrap/>
-            <w:vAlign w:val="bottom"/>
             <w:hideMark/>
           </w:tcPr>
           <w:p>
             <w:pPr>
-              <w:jc w:val="right"/>
-              <w:rPr>
-                <w:rFonts w:ascii="Calibri" w:hAnsi="Calibri" w:cs="Calibri"/>
-                <w:color w:val="000000"/>
-                <w:sz w:val="22"/>
-                <w:szCs w:val="22"/>
-              </w:rPr>
+              <w:pStyle w:val="Corpodetexto2"/>
+              <w:spacing w:after="240"/>
             </w:pPr>
             <w:r>
-              <w:rPr>
-                <w:rFonts w:ascii="Calibri" w:hAnsi="Calibri" w:cs="Calibri"/>
-                <w:color w:val="000000"/>
-                <w:sz w:val="22"/>
-                <w:szCs w:val="22"/>
-              </w:rPr>
-              <w:t>1,72</w:t>
+              <w:t>9,21</w:t>
             </w:r>
           </w:p>
         </w:tc>
         <w:tc>
           <w:tcPr>
             <w:tcW w:w="960" w:type="dxa"/>
-            <w:tcBorders>
-              <w:top w:val="nil"/>
-              <w:left w:val="nil"/>
-              <w:bottom w:val="nil"/>
-              <w:right w:val="nil"/>
-            </w:tcBorders>
-            <w:shd w:val="clear" w:color="auto" w:fill="auto"/>
             <w:noWrap/>
-            <w:vAlign w:val="bottom"/>
             <w:hideMark/>
           </w:tcPr>
           <w:p>
             <w:pPr>
-              <w:jc w:val="right"/>
-              <w:rPr>
-                <w:rFonts w:ascii="Calibri" w:hAnsi="Calibri" w:cs="Calibri"/>
-                <w:color w:val="000000"/>
-                <w:sz w:val="22"/>
-                <w:szCs w:val="22"/>
-              </w:rPr>
+              <w:pStyle w:val="Corpodetexto2"/>
+              <w:spacing w:after="240"/>
             </w:pPr>
             <w:r>
-              <w:rPr>
-                <w:rFonts w:ascii="Calibri" w:hAnsi="Calibri" w:cs="Calibri"/>
-                <w:color w:val="000000"/>
-                <w:sz w:val="22"/>
-                <w:szCs w:val="22"/>
-              </w:rPr>
-              <w:t>0,71</w:t>
+              <w:t>0,38</w:t>
             </w:r>
           </w:p>
         </w:tc>
         <w:tc>
           <w:tcPr>
             <w:tcW w:w="960" w:type="dxa"/>
-            <w:tcBorders>
-              <w:top w:val="nil"/>
-              <w:left w:val="nil"/>
-              <w:bottom w:val="nil"/>
-              <w:right w:val="nil"/>
-            </w:tcBorders>
-            <w:shd w:val="clear" w:color="auto" w:fill="auto"/>
             <w:noWrap/>
-            <w:vAlign w:val="bottom"/>
             <w:hideMark/>
           </w:tcPr>
           <w:p>
             <w:pPr>
-              <w:jc w:val="right"/>
-              <w:rPr>
-                <w:rFonts w:ascii="Calibri" w:hAnsi="Calibri" w:cs="Calibri"/>
-                <w:color w:val="000000"/>
-                <w:sz w:val="22"/>
-                <w:szCs w:val="22"/>
-              </w:rPr>
+              <w:pStyle w:val="Corpodetexto2"/>
+              <w:spacing w:after="240"/>
             </w:pPr>
             <w:r>
-              <w:rPr>
-                <w:rFonts w:ascii="Calibri" w:hAnsi="Calibri" w:cs="Calibri"/>
-                <w:color w:val="000000"/>
-                <w:sz w:val="22"/>
-                <w:szCs w:val="22"/>
-              </w:rPr>
-              <w:t>9,49</w:t>
+              <w:t>7,65</w:t>
             </w:r>
           </w:p>
         </w:tc>
@@ -898,140 +820,133 @@
         <w:tc>
           <w:tcPr>
             <w:tcW w:w="960" w:type="dxa"/>
-            <w:tcBorders>
-              <w:top w:val="nil"/>
-              <w:left w:val="nil"/>
-              <w:bottom w:val="nil"/>
-              <w:right w:val="nil"/>
-            </w:tcBorders>
-            <w:shd w:val="clear" w:color="auto" w:fill="auto"/>
             <w:noWrap/>
-            <w:vAlign w:val="bottom"/>
             <w:hideMark/>
           </w:tcPr>
           <w:p>
             <w:pPr>
-              <w:jc w:val="right"/>
-              <w:rPr>
-                <w:rFonts w:ascii="Calibri" w:hAnsi="Calibri" w:cs="Calibri"/>
-                <w:color w:val="000000"/>
-                <w:sz w:val="22"/>
-                <w:szCs w:val="22"/>
-              </w:rPr>
+              <w:pStyle w:val="Corpodetexto2"/>
+              <w:spacing w:after="240"/>
             </w:pPr>
             <w:r>
-              <w:rPr>
-                <w:rFonts w:ascii="Calibri" w:hAnsi="Calibri" w:cs="Calibri"/>
-                <w:color w:val="000000"/>
-                <w:sz w:val="22"/>
-                <w:szCs w:val="22"/>
-              </w:rPr>
-              <w:t>9,11</w:t>
+              <w:t>2,01</w:t>
             </w:r>
           </w:p>
         </w:tc>
         <w:tc>
           <w:tcPr>
             <w:tcW w:w="960" w:type="dxa"/>
-            <w:tcBorders>
-              <w:top w:val="nil"/>
-              <w:left w:val="nil"/>
-              <w:bottom w:val="nil"/>
-              <w:right w:val="nil"/>
-            </w:tcBorders>
-            <w:shd w:val="clear" w:color="auto" w:fill="auto"/>
             <w:noWrap/>
-            <w:vAlign w:val="bottom"/>
             <w:hideMark/>
           </w:tcPr>
           <w:p>
             <w:pPr>
-              <w:jc w:val="right"/>
-              <w:rPr>
-                <w:rFonts w:ascii="Calibri" w:hAnsi="Calibri" w:cs="Calibri"/>
-                <w:color w:val="000000"/>
-                <w:sz w:val="22"/>
-                <w:szCs w:val="22"/>
-              </w:rPr>
+              <w:pStyle w:val="Corpodetexto2"/>
+              <w:spacing w:after="240"/>
             </w:pPr>
             <w:r>
-              <w:rPr>
-                <w:rFonts w:ascii="Calibri" w:hAnsi="Calibri" w:cs="Calibri"/>
-                <w:color w:val="000000"/>
-                <w:sz w:val="22"/>
-                <w:szCs w:val="22"/>
-              </w:rPr>
-              <w:t>8,19</w:t>
+              <w:t>7,41</w:t>
             </w:r>
           </w:p>
         </w:tc>
         <w:tc>
           <w:tcPr>
             <w:tcW w:w="960" w:type="dxa"/>
-            <w:tcBorders>
-              <w:top w:val="nil"/>
-              <w:left w:val="nil"/>
-              <w:bottom w:val="nil"/>
-              <w:right w:val="nil"/>
-            </w:tcBorders>
-            <w:shd w:val="clear" w:color="auto" w:fill="auto"/>
             <w:noWrap/>
-            <w:vAlign w:val="bottom"/>
             <w:hideMark/>
           </w:tcPr>
           <w:p>
             <w:pPr>
-              <w:jc w:val="right"/>
-              <w:rPr>
-                <w:rFonts w:ascii="Calibri" w:hAnsi="Calibri" w:cs="Calibri"/>
-                <w:color w:val="000000"/>
-                <w:sz w:val="22"/>
-                <w:szCs w:val="22"/>
-              </w:rPr>
+              <w:pStyle w:val="Corpodetexto2"/>
+              <w:spacing w:after="240"/>
             </w:pPr>
             <w:r>
-              <w:rPr>
-                <w:rFonts w:ascii="Calibri" w:hAnsi="Calibri" w:cs="Calibri"/>
-                <w:color w:val="000000"/>
-                <w:sz w:val="22"/>
-                <w:szCs w:val="22"/>
-              </w:rPr>
-              <w:t>8,82</w:t>
+              <w:t>7,98</w:t>
             </w:r>
           </w:p>
         </w:tc>
         <w:tc>
           <w:tcPr>
             <w:tcW w:w="960" w:type="dxa"/>
-            <w:tcBorders>
-              <w:top w:val="nil"/>
-              <w:left w:val="nil"/>
-              <w:bottom w:val="nil"/>
-              <w:right w:val="nil"/>
-            </w:tcBorders>
-            <w:shd w:val="clear" w:color="auto" w:fill="auto"/>
             <w:noWrap/>
-            <w:vAlign w:val="bottom"/>
             <w:hideMark/>
           </w:tcPr>
           <w:p>
             <w:pPr>
-              <w:jc w:val="right"/>
-              <w:rPr>
-                <w:rFonts w:ascii="Calibri" w:hAnsi="Calibri" w:cs="Calibri"/>
-                <w:color w:val="000000"/>
-                <w:sz w:val="22"/>
-                <w:szCs w:val="22"/>
-              </w:rPr>
+              <w:pStyle w:val="Corpodetexto2"/>
+              <w:spacing w:after="240"/>
             </w:pPr>
             <w:r>
-              <w:rPr>
-                <w:rFonts w:ascii="Calibri" w:hAnsi="Calibri" w:cs="Calibri"/>
-                <w:color w:val="000000"/>
-                <w:sz w:val="22"/>
-                <w:szCs w:val="22"/>
-              </w:rPr>
-              <w:t>8,07</w:t>
+              <w:t>0,76</w:t>
+            </w:r>
+          </w:p>
+        </w:tc>
+      </w:tr>
+      <w:tr>
+        <w:trPr>
+          <w:trHeight w:val="300"/>
+        </w:trPr>
+        <w:tc>
+          <w:tcPr>
+            <w:tcW w:w="960" w:type="dxa"/>
+            <w:noWrap/>
+            <w:hideMark/>
+          </w:tcPr>
+          <w:p>
+            <w:pPr>
+              <w:pStyle w:val="Corpodetexto2"/>
+              <w:spacing w:after="240"/>
+            </w:pPr>
+            <w:r>
+              <w:t>3,08</w:t>
+            </w:r>
+          </w:p>
+        </w:tc>
+        <w:tc>
+          <w:tcPr>
+            <w:tcW w:w="960" w:type="dxa"/>
+            <w:noWrap/>
+            <w:hideMark/>
+          </w:tcPr>
+          <w:p>
+            <w:pPr>
+              <w:pStyle w:val="Corpodetexto2"/>
+              <w:spacing w:after="240"/>
+            </w:pPr>
+            <w:r>
+              <w:t>3,72</w:t>
+            </w:r>
+          </w:p>
+        </w:tc>
+        <w:tc>
+          <w:tcPr>
+            <w:tcW w:w="960" w:type="dxa"/>
+            <w:noWrap/>
+            <w:hideMark/>
+          </w:tcPr>
+          <w:p>
+            <w:pPr>
+              <w:pStyle w:val="Corpodetexto2"/>
+              <w:spacing w:after="240"/>
+            </w:pPr>
+            <w:r>
+              <w:t>5,08</w:t>
+            </w:r>
+          </w:p>
+        </w:tc>
+        <w:tc>
+          <w:tcPr>
+            <w:tcW w:w="960" w:type="dxa"/>
+            <w:noWrap/>
+            <w:hideMark/>
+          </w:tcPr>
+          <w:p>
+            <w:pPr>
+              <w:pStyle w:val="Corpodetexto2"/>
+              <w:spacing w:after="240"/>
+            </w:pPr>
+            <w:r>
+              <w:t>6,44</w:t>
             </w:r>
           </w:p>
         </w:tc>
@@ -2514,7 +2429,6 @@
   <w:style w:type="character" w:default="1" w:styleId="Fontepargpadro">
     <w:name w:val="Default Paragraph Font"/>
     <w:uiPriority w:val="1"/>
-    <w:semiHidden/>
     <w:unhideWhenUsed/>
   </w:style>
   <w:style w:type="table" w:default="1" w:styleId="Tabelanormal">
@@ -2611,6 +2525,21 @@
     <w:rPr>
       <w:color w:val="808080"/>
     </w:rPr>
+  </w:style>
+  <w:style w:type="table" w:styleId="Tabelacomgrade">
+    <w:name w:val="Table Grid"/>
+    <w:basedOn w:val="Tabelanormal"/>
+    <w:rsid w:val="000225F9"/>
+    <w:tblPr>
+      <w:tblBorders>
+        <w:top w:val="single" w:sz="4" w:space="0" w:color="auto"/>
+        <w:left w:val="single" w:sz="4" w:space="0" w:color="auto"/>
+        <w:bottom w:val="single" w:sz="4" w:space="0" w:color="auto"/>
+        <w:right w:val="single" w:sz="4" w:space="0" w:color="auto"/>
+        <w:insideH w:val="single" w:sz="4" w:space="0" w:color="auto"/>
+        <w:insideV w:val="single" w:sz="4" w:space="0" w:color="auto"/>
+      </w:tblBorders>
+    </w:tblPr>
   </w:style>
 </w:styles>
 </file>
